--- a/v3.1/VALIDATION REPORT.docx
+++ b/v3.1/VALIDATION REPORT.docx
@@ -586,6 +586,68 @@
           </w:tcPr>
           <w:p>
             <w:r>
+              <w:t>COMPETITOR_MAP b — Deep Research x VoC Contras</w:t>
+            </w:r>
+          </w:p>
+        </w:tc>
+        <w:tc>
+          <w:tcPr>
+            <w:tcW w:type="dxa" w:w="1440"/>
+          </w:tcPr>
+          <w:p>
+            <w:r>
+              <w:t>32</w:t>
+            </w:r>
+          </w:p>
+        </w:tc>
+        <w:tc>
+          <w:tcPr>
+            <w:tcW w:type="dxa" w:w="1440"/>
+          </w:tcPr>
+          <w:p>
+            <w:r>
+              <w:t>32</w:t>
+            </w:r>
+          </w:p>
+        </w:tc>
+        <w:tc>
+          <w:tcPr>
+            <w:tcW w:type="dxa" w:w="1440"/>
+          </w:tcPr>
+          <w:p>
+            <w:r>
+              <w:t>0</w:t>
+            </w:r>
+          </w:p>
+        </w:tc>
+        <w:tc>
+          <w:tcPr>
+            <w:tcW w:type="dxa" w:w="1440"/>
+          </w:tcPr>
+          <w:p>
+            <w:r>
+              <w:t>0</w:t>
+            </w:r>
+          </w:p>
+        </w:tc>
+        <w:tc>
+          <w:tcPr>
+            <w:tcW w:type="dxa" w:w="1440"/>
+          </w:tcPr>
+          <w:p>
+            <w:r>
+              <w:t>no</w:t>
+            </w:r>
+          </w:p>
+        </w:tc>
+      </w:tr>
+      <w:tr>
+        <w:tc>
+          <w:tcPr>
+            <w:tcW w:type="dxa" w:w="1440"/>
+          </w:tcPr>
+          <w:p>
+            <w:r>
               <w:t>COMPETITOR_MAP.md</w:t>
             </w:r>
           </w:p>
@@ -772,6 +834,68 @@
           </w:tcPr>
           <w:p>
             <w:r>
+              <w:t>DOC 00 — Master Spine v3.2 (post-contraste).md</w:t>
+            </w:r>
+          </w:p>
+        </w:tc>
+        <w:tc>
+          <w:tcPr>
+            <w:tcW w:type="dxa" w:w="1440"/>
+          </w:tcPr>
+          <w:p>
+            <w:r>
+              <w:t>27</w:t>
+            </w:r>
+          </w:p>
+        </w:tc>
+        <w:tc>
+          <w:tcPr>
+            <w:tcW w:type="dxa" w:w="1440"/>
+          </w:tcPr>
+          <w:p>
+            <w:r>
+              <w:t>27</w:t>
+            </w:r>
+          </w:p>
+        </w:tc>
+        <w:tc>
+          <w:tcPr>
+            <w:tcW w:type="dxa" w:w="1440"/>
+          </w:tcPr>
+          <w:p>
+            <w:r>
+              <w:t>0</w:t>
+            </w:r>
+          </w:p>
+        </w:tc>
+        <w:tc>
+          <w:tcPr>
+            <w:tcW w:type="dxa" w:w="1440"/>
+          </w:tcPr>
+          <w:p>
+            <w:r>
+              <w:t>0</w:t>
+            </w:r>
+          </w:p>
+        </w:tc>
+        <w:tc>
+          <w:tcPr>
+            <w:tcW w:type="dxa" w:w="1440"/>
+          </w:tcPr>
+          <w:p>
+            <w:r>
+              <w:t>no</w:t>
+            </w:r>
+          </w:p>
+        </w:tc>
+      </w:tr>
+      <w:tr>
+        <w:tc>
+          <w:tcPr>
+            <w:tcW w:type="dxa" w:w="1440"/>
+          </w:tcPr>
+          <w:p>
+            <w:r>
               <w:t>DOC 14 — Banco de Evidencia Canónico.md</w:t>
             </w:r>
           </w:p>
@@ -793,6 +917,316 @@
           <w:p>
             <w:r>
               <w:t>51</w:t>
+            </w:r>
+          </w:p>
+        </w:tc>
+        <w:tc>
+          <w:tcPr>
+            <w:tcW w:type="dxa" w:w="1440"/>
+          </w:tcPr>
+          <w:p>
+            <w:r>
+              <w:t>0</w:t>
+            </w:r>
+          </w:p>
+        </w:tc>
+        <w:tc>
+          <w:tcPr>
+            <w:tcW w:type="dxa" w:w="1440"/>
+          </w:tcPr>
+          <w:p>
+            <w:r>
+              <w:t>0</w:t>
+            </w:r>
+          </w:p>
+        </w:tc>
+        <w:tc>
+          <w:tcPr>
+            <w:tcW w:type="dxa" w:w="1440"/>
+          </w:tcPr>
+          <w:p>
+            <w:r>
+              <w:t>no</w:t>
+            </w:r>
+          </w:p>
+        </w:tc>
+      </w:tr>
+      <w:tr>
+        <w:tc>
+          <w:tcPr>
+            <w:tcW w:type="dxa" w:w="1440"/>
+          </w:tcPr>
+          <w:p>
+            <w:r>
+              <w:t>DOC 15b — Avatar Deep Research x VoC Contrasta</w:t>
+            </w:r>
+          </w:p>
+        </w:tc>
+        <w:tc>
+          <w:tcPr>
+            <w:tcW w:type="dxa" w:w="1440"/>
+          </w:tcPr>
+          <w:p>
+            <w:r>
+              <w:t>33</w:t>
+            </w:r>
+          </w:p>
+        </w:tc>
+        <w:tc>
+          <w:tcPr>
+            <w:tcW w:type="dxa" w:w="1440"/>
+          </w:tcPr>
+          <w:p>
+            <w:r>
+              <w:t>33</w:t>
+            </w:r>
+          </w:p>
+        </w:tc>
+        <w:tc>
+          <w:tcPr>
+            <w:tcW w:type="dxa" w:w="1440"/>
+          </w:tcPr>
+          <w:p>
+            <w:r>
+              <w:t>0</w:t>
+            </w:r>
+          </w:p>
+        </w:tc>
+        <w:tc>
+          <w:tcPr>
+            <w:tcW w:type="dxa" w:w="1440"/>
+          </w:tcPr>
+          <w:p>
+            <w:r>
+              <w:t>0</w:t>
+            </w:r>
+          </w:p>
+        </w:tc>
+        <w:tc>
+          <w:tcPr>
+            <w:tcW w:type="dxa" w:w="1440"/>
+          </w:tcPr>
+          <w:p>
+            <w:r>
+              <w:t>no</w:t>
+            </w:r>
+          </w:p>
+        </w:tc>
+      </w:tr>
+      <w:tr>
+        <w:tc>
+          <w:tcPr>
+            <w:tcW w:type="dxa" w:w="1440"/>
+          </w:tcPr>
+          <w:p>
+            <w:r>
+              <w:t>DOC 18b — Deseos — Deep Research x VoC Contras</w:t>
+            </w:r>
+          </w:p>
+        </w:tc>
+        <w:tc>
+          <w:tcPr>
+            <w:tcW w:type="dxa" w:w="1440"/>
+          </w:tcPr>
+          <w:p>
+            <w:r>
+              <w:t>19</w:t>
+            </w:r>
+          </w:p>
+        </w:tc>
+        <w:tc>
+          <w:tcPr>
+            <w:tcW w:type="dxa" w:w="1440"/>
+          </w:tcPr>
+          <w:p>
+            <w:r>
+              <w:t>19</w:t>
+            </w:r>
+          </w:p>
+        </w:tc>
+        <w:tc>
+          <w:tcPr>
+            <w:tcW w:type="dxa" w:w="1440"/>
+          </w:tcPr>
+          <w:p>
+            <w:r>
+              <w:t>0</w:t>
+            </w:r>
+          </w:p>
+        </w:tc>
+        <w:tc>
+          <w:tcPr>
+            <w:tcW w:type="dxa" w:w="1440"/>
+          </w:tcPr>
+          <w:p>
+            <w:r>
+              <w:t>0</w:t>
+            </w:r>
+          </w:p>
+        </w:tc>
+        <w:tc>
+          <w:tcPr>
+            <w:tcW w:type="dxa" w:w="1440"/>
+          </w:tcPr>
+          <w:p>
+            <w:r>
+              <w:t>no</w:t>
+            </w:r>
+          </w:p>
+        </w:tc>
+      </w:tr>
+      <w:tr>
+        <w:tc>
+          <w:tcPr>
+            <w:tcW w:type="dxa" w:w="1440"/>
+          </w:tcPr>
+          <w:p>
+            <w:r>
+              <w:t>DOC 19b — Mecanismo UMP-UMS — Deep Research x</w:t>
+            </w:r>
+          </w:p>
+        </w:tc>
+        <w:tc>
+          <w:tcPr>
+            <w:tcW w:type="dxa" w:w="1440"/>
+          </w:tcPr>
+          <w:p>
+            <w:r>
+              <w:t>25</w:t>
+            </w:r>
+          </w:p>
+        </w:tc>
+        <w:tc>
+          <w:tcPr>
+            <w:tcW w:type="dxa" w:w="1440"/>
+          </w:tcPr>
+          <w:p>
+            <w:r>
+              <w:t>25</w:t>
+            </w:r>
+          </w:p>
+        </w:tc>
+        <w:tc>
+          <w:tcPr>
+            <w:tcW w:type="dxa" w:w="1440"/>
+          </w:tcPr>
+          <w:p>
+            <w:r>
+              <w:t>0</w:t>
+            </w:r>
+          </w:p>
+        </w:tc>
+        <w:tc>
+          <w:tcPr>
+            <w:tcW w:type="dxa" w:w="1440"/>
+          </w:tcPr>
+          <w:p>
+            <w:r>
+              <w:t>0</w:t>
+            </w:r>
+          </w:p>
+        </w:tc>
+        <w:tc>
+          <w:tcPr>
+            <w:tcW w:type="dxa" w:w="1440"/>
+          </w:tcPr>
+          <w:p>
+            <w:r>
+              <w:t>no</w:t>
+            </w:r>
+          </w:p>
+        </w:tc>
+      </w:tr>
+      <w:tr>
+        <w:tc>
+          <w:tcPr>
+            <w:tcW w:type="dxa" w:w="1440"/>
+          </w:tcPr>
+          <w:p>
+            <w:r>
+              <w:t>DOC 20b — Buyer Psychology — Deep Research x V</w:t>
+            </w:r>
+          </w:p>
+        </w:tc>
+        <w:tc>
+          <w:tcPr>
+            <w:tcW w:type="dxa" w:w="1440"/>
+          </w:tcPr>
+          <w:p>
+            <w:r>
+              <w:t>36</w:t>
+            </w:r>
+          </w:p>
+        </w:tc>
+        <w:tc>
+          <w:tcPr>
+            <w:tcW w:type="dxa" w:w="1440"/>
+          </w:tcPr>
+          <w:p>
+            <w:r>
+              <w:t>36</w:t>
+            </w:r>
+          </w:p>
+        </w:tc>
+        <w:tc>
+          <w:tcPr>
+            <w:tcW w:type="dxa" w:w="1440"/>
+          </w:tcPr>
+          <w:p>
+            <w:r>
+              <w:t>0</w:t>
+            </w:r>
+          </w:p>
+        </w:tc>
+        <w:tc>
+          <w:tcPr>
+            <w:tcW w:type="dxa" w:w="1440"/>
+          </w:tcPr>
+          <w:p>
+            <w:r>
+              <w:t>0</w:t>
+            </w:r>
+          </w:p>
+        </w:tc>
+        <w:tc>
+          <w:tcPr>
+            <w:tcW w:type="dxa" w:w="1440"/>
+          </w:tcPr>
+          <w:p>
+            <w:r>
+              <w:t>no</w:t>
+            </w:r>
+          </w:p>
+        </w:tc>
+      </w:tr>
+      <w:tr>
+        <w:tc>
+          <w:tcPr>
+            <w:tcW w:type="dxa" w:w="1440"/>
+          </w:tcPr>
+          <w:p>
+            <w:r>
+              <w:t>DOC_15b_Avatar_DeepResearch_x_VoC_Contrastado.</w:t>
+            </w:r>
+          </w:p>
+        </w:tc>
+        <w:tc>
+          <w:tcPr>
+            <w:tcW w:type="dxa" w:w="1440"/>
+          </w:tcPr>
+          <w:p>
+            <w:r>
+              <w:t>28</w:t>
+            </w:r>
+          </w:p>
+        </w:tc>
+        <w:tc>
+          <w:tcPr>
+            <w:tcW w:type="dxa" w:w="1440"/>
+          </w:tcPr>
+          <w:p>
+            <w:r>
+              <w:t>28</w:t>
             </w:r>
           </w:p>
         </w:tc>
